--- a/client/public/downloads/JPSG_Manuscript_Template.docx
+++ b/client/public/downloads/JPSG_Manuscript_Template.docx
@@ -2523,6 +2523,7 @@
         <w:docPartUnique/>
       </w:docPartObj>
     </w:sdtPr>
+    <w:sdtEndPr/>
     <w:sdtContent>
       <w:p>
         <w:pPr>
@@ -6941,7 +6942,7 @@
                   <a:cs typeface="+mn-cs"/>
                 </a:defRPr>
               </a:pPr>
-              <a:endParaRPr lang="en-US"/>
+              <a:endParaRPr lang="en-IN"/>
             </a:p>
           </c:txPr>
         </c:title>
@@ -7087,7 +7088,7 @@
                   <a:cs typeface="+mn-cs"/>
                 </a:defRPr>
               </a:pPr>
-              <a:endParaRPr lang="en-US"/>
+              <a:endParaRPr lang="en-IN"/>
             </a:p>
           </c:txPr>
         </c:title>
@@ -7136,6 +7137,7 @@
     </c:plotArea>
     <c:plotVisOnly val="1"/>
     <c:dispBlanksAs val="gap"/>
+    <c:showDLblsOverMax val="0"/>
     <c:extLst>
       <c:ext xmlns:c16r3="http://schemas.microsoft.com/office/drawing/2017/03/chart" uri="{56B9EC1D-385E-4148-901F-78D8002777C0}">
         <c16r3:dataDisplayOptions16>
@@ -7143,7 +7145,6 @@
         </c16r3:dataDisplayOptions16>
       </c:ext>
     </c:extLst>
-    <c:showDLblsOverMax val="0"/>
   </c:chart>
   <c:spPr>
     <a:solidFill>
